--- a/docs/лаб14.docx
+++ b/docs/лаб14.docx
@@ -806,7 +806,16 @@
                 <w:szCs w:val="28"/>
                 <w:u w:val="single"/>
               </w:rPr>
-              <w:t>, Института Перспективной Инженерии</w:t>
+              <w:t xml:space="preserve">, </w:t>
+            </w:r>
+            <w:r>
+              <w:rPr>
+                <w:bCs/>
+                <w:sz w:val="24"/>
+                <w:szCs w:val="24"/>
+                <w:u w:val="single"/>
+              </w:rPr>
+              <w:t>Информационных технологий и кибербезопасности</w:t>
             </w:r>
           </w:p>
           <w:p>
@@ -1153,21 +1162,7 @@
         <w:rPr>
           <w:szCs w:val="28"/>
         </w:rPr>
-        <w:t xml:space="preserve">Система </w:t>
-      </w:r>
-      <w:proofErr w:type="gramStart"/>
-      <w:r>
-        <w:rPr>
-          <w:szCs w:val="28"/>
-        </w:rPr>
-        <w:t>заказа</w:t>
-      </w:r>
-      <w:proofErr w:type="gramEnd"/>
-      <w:r>
-        <w:rPr>
-          <w:szCs w:val="28"/>
-        </w:rPr>
-        <w:t xml:space="preserve"> состоящая из двух микросервисов</w:t>
+        <w:t>Система заказа состоящая из двух микросервисов</w:t>
       </w:r>
     </w:p>
     <w:p>
@@ -1308,35 +1303,7 @@
           <w:rFonts w:cs="Times New Roman"/>
           <w:szCs w:val="28"/>
         </w:rPr>
-        <w:t xml:space="preserve">Системные паттерны описывают, как организовать доступ к данным и их хранение так, чтобы бизнес-логика не зависела от конкретной СУБД, схемы таблиц или способа хранения. </w:t>
-      </w:r>
-      <w:r>
-        <w:rPr>
-          <w:rFonts w:cs="Times New Roman"/>
-          <w:szCs w:val="28"/>
-        </w:rPr>
-        <w:t>Системные паттерны</w:t>
-      </w:r>
-      <w:r>
-        <w:rPr>
-          <w:rFonts w:cs="Times New Roman"/>
-          <w:szCs w:val="28"/>
-        </w:rPr>
-        <w:t xml:space="preserve"> </w:t>
-      </w:r>
-      <w:r>
-        <w:rPr>
-          <w:rFonts w:cs="Times New Roman"/>
-          <w:szCs w:val="28"/>
-        </w:rPr>
-        <w:t xml:space="preserve">промежуточные </w:t>
-      </w:r>
-      <w:r>
-        <w:rPr>
-          <w:rFonts w:cs="Times New Roman"/>
-          <w:szCs w:val="28"/>
-        </w:rPr>
-        <w:t>между доменной моделью (</w:t>
+        <w:t>Системные паттерны описывают, как организовать доступ к данным и их хранение так, чтобы бизнес-логика не зависела от конкретной СУБД, схемы таблиц или способа хранения. Системные паттерны промежуточные между доменной моделью (</w:t>
       </w:r>
       <w:proofErr w:type="spellStart"/>
       <w:r>
@@ -1728,18 +1695,9 @@
           <w:rFonts w:cs="Times New Roman"/>
           <w:szCs w:val="28"/>
         </w:rPr>
-        <w:t xml:space="preserve"> напрямую добавляет и удаляет заказы в </w:t>
-      </w:r>
-      <w:proofErr w:type="gramStart"/>
-      <w:r>
-        <w:rPr>
-          <w:rFonts w:cs="Times New Roman"/>
-          <w:szCs w:val="28"/>
-        </w:rPr>
-        <w:t>List&lt;</w:t>
+        <w:t xml:space="preserve"> напрямую добавляет и удаляет заказы в List&lt;</w:t>
       </w:r>
       <w:proofErr w:type="spellStart"/>
-      <w:proofErr w:type="gramEnd"/>
       <w:r>
         <w:rPr>
           <w:rFonts w:cs="Times New Roman"/>
@@ -1969,6 +1927,7 @@
       <w:r>
         <w:rPr>
           <w:rFonts w:cs="Times New Roman"/>
+          <w:noProof/>
           <w:szCs w:val="28"/>
         </w:rPr>
         <w:lastRenderedPageBreak/>
@@ -2035,14 +1994,45 @@
         <w:rPr>
           <w:rFonts w:cs="Times New Roman"/>
           <w:szCs w:val="28"/>
-        </w:rPr>
-      </w:pPr>
-      <w:r>
-        <w:rPr>
-          <w:rFonts w:cs="Times New Roman"/>
-          <w:szCs w:val="28"/>
-        </w:rPr>
-        <w:t>Реализация паттерна Репозиторий</w:t>
+          <w:lang w:val="en-US"/>
+        </w:rPr>
+      </w:pPr>
+      <w:r>
+        <w:rPr>
+          <w:rFonts w:cs="Times New Roman"/>
+          <w:szCs w:val="28"/>
+        </w:rPr>
+        <w:t>Реализация</w:t>
+      </w:r>
+      <w:r>
+        <w:rPr>
+          <w:rFonts w:cs="Times New Roman"/>
+          <w:szCs w:val="28"/>
+          <w:lang w:val="en-US"/>
+        </w:rPr>
+        <w:t xml:space="preserve"> </w:t>
+      </w:r>
+      <w:r>
+        <w:rPr>
+          <w:rFonts w:cs="Times New Roman"/>
+          <w:szCs w:val="28"/>
+        </w:rPr>
+        <w:t>паттерна</w:t>
+      </w:r>
+      <w:r>
+        <w:rPr>
+          <w:rFonts w:cs="Times New Roman"/>
+          <w:szCs w:val="28"/>
+          <w:lang w:val="en-US"/>
+        </w:rPr>
+        <w:t xml:space="preserve"> </w:t>
+      </w:r>
+      <w:r>
+        <w:rPr>
+          <w:rFonts w:cs="Times New Roman"/>
+          <w:szCs w:val="28"/>
+        </w:rPr>
+        <w:t>Репозиторий</w:t>
       </w:r>
     </w:p>
     <w:p>
@@ -2130,25 +2120,7 @@
           <w:szCs w:val="28"/>
           <w:lang w:val="en-US"/>
         </w:rPr>
-        <w:t xml:space="preserve"> List&lt;Order&gt; _orders = </w:t>
-      </w:r>
-      <w:proofErr w:type="gramStart"/>
-      <w:r>
-        <w:rPr>
-          <w:rFonts w:cs="Times New Roman"/>
-          <w:szCs w:val="28"/>
-          <w:lang w:val="en-US"/>
-        </w:rPr>
-        <w:t>new(</w:t>
-      </w:r>
-      <w:proofErr w:type="gramEnd"/>
-      <w:r>
-        <w:rPr>
-          <w:rFonts w:cs="Times New Roman"/>
-          <w:szCs w:val="28"/>
-          <w:lang w:val="en-US"/>
-        </w:rPr>
-        <w:t>);</w:t>
+        <w:t xml:space="preserve"> List&lt;Order&gt; _orders = new();</w:t>
       </w:r>
     </w:p>
     <w:p>
@@ -2209,16 +2181,37 @@
         <w:rPr>
           <w:rFonts w:cs="Times New Roman"/>
           <w:szCs w:val="28"/>
+        </w:rPr>
+      </w:pPr>
+      <w:r>
+        <w:rPr>
+          <w:rFonts w:cs="Times New Roman"/>
+          <w:szCs w:val="28"/>
           <w:lang w:val="en-US"/>
         </w:rPr>
-      </w:pPr>
+        <w:t xml:space="preserve">    </w:t>
+      </w:r>
+      <w:r>
+        <w:rPr>
+          <w:rFonts w:cs="Times New Roman"/>
+          <w:szCs w:val="28"/>
+        </w:rPr>
+        <w:t>/// &lt;</w:t>
+      </w:r>
       <w:r>
         <w:rPr>
           <w:rFonts w:cs="Times New Roman"/>
           <w:szCs w:val="28"/>
           <w:lang w:val="en-US"/>
         </w:rPr>
-        <w:t xml:space="preserve">    /// &lt;summary&gt;</w:t>
+        <w:t>summary</w:t>
+      </w:r>
+      <w:r>
+        <w:rPr>
+          <w:rFonts w:cs="Times New Roman"/>
+          <w:szCs w:val="28"/>
+        </w:rPr>
+        <w:t>&gt;</w:t>
       </w:r>
       <w:r>
         <w:rPr>
@@ -2231,79 +2224,79 @@
         <w:rPr>
           <w:rFonts w:cs="Times New Roman"/>
           <w:szCs w:val="28"/>
+        </w:rPr>
+        <w:t xml:space="preserve"> </w:t>
+      </w:r>
+      <w:r>
+        <w:rPr>
+          <w:rFonts w:cs="Times New Roman"/>
+          <w:szCs w:val="28"/>
+        </w:rPr>
+        <w:t>заказы</w:t>
+      </w:r>
+      <w:r>
+        <w:rPr>
+          <w:rFonts w:cs="Times New Roman"/>
+          <w:szCs w:val="28"/>
+        </w:rPr>
+        <w:t xml:space="preserve"> (</w:t>
+      </w:r>
+      <w:r>
+        <w:rPr>
+          <w:rFonts w:cs="Times New Roman"/>
+          <w:szCs w:val="28"/>
+        </w:rPr>
+        <w:t>только</w:t>
+      </w:r>
+      <w:r>
+        <w:rPr>
+          <w:rFonts w:cs="Times New Roman"/>
+          <w:szCs w:val="28"/>
+        </w:rPr>
+        <w:t xml:space="preserve"> </w:t>
+      </w:r>
+      <w:r>
+        <w:rPr>
+          <w:rFonts w:cs="Times New Roman"/>
+          <w:szCs w:val="28"/>
+        </w:rPr>
+        <w:t>для</w:t>
+      </w:r>
+      <w:r>
+        <w:rPr>
+          <w:rFonts w:cs="Times New Roman"/>
+          <w:szCs w:val="28"/>
+        </w:rPr>
+        <w:t xml:space="preserve"> </w:t>
+      </w:r>
+      <w:r>
+        <w:rPr>
+          <w:rFonts w:cs="Times New Roman"/>
+          <w:szCs w:val="28"/>
+        </w:rPr>
+        <w:t>чтения</w:t>
+      </w:r>
+      <w:r>
+        <w:rPr>
+          <w:rFonts w:cs="Times New Roman"/>
+          <w:szCs w:val="28"/>
+        </w:rPr>
+        <w:t>).&lt;/</w:t>
+      </w:r>
+      <w:r>
+        <w:rPr>
+          <w:rFonts w:cs="Times New Roman"/>
+          <w:szCs w:val="28"/>
           <w:lang w:val="en-US"/>
         </w:rPr>
-        <w:t xml:space="preserve"> </w:t>
-      </w:r>
-      <w:r>
-        <w:rPr>
-          <w:rFonts w:cs="Times New Roman"/>
-          <w:szCs w:val="28"/>
-        </w:rPr>
-        <w:t>заказы</w:t>
-      </w:r>
-      <w:r>
-        <w:rPr>
-          <w:rFonts w:cs="Times New Roman"/>
-          <w:szCs w:val="28"/>
-          <w:lang w:val="en-US"/>
-        </w:rPr>
-        <w:t xml:space="preserve"> (</w:t>
-      </w:r>
-      <w:r>
-        <w:rPr>
-          <w:rFonts w:cs="Times New Roman"/>
-          <w:szCs w:val="28"/>
-        </w:rPr>
-        <w:t>только</w:t>
-      </w:r>
-      <w:r>
-        <w:rPr>
-          <w:rFonts w:cs="Times New Roman"/>
-          <w:szCs w:val="28"/>
-          <w:lang w:val="en-US"/>
-        </w:rPr>
-        <w:t xml:space="preserve"> </w:t>
-      </w:r>
-      <w:r>
-        <w:rPr>
-          <w:rFonts w:cs="Times New Roman"/>
-          <w:szCs w:val="28"/>
-        </w:rPr>
-        <w:t>для</w:t>
-      </w:r>
-      <w:r>
-        <w:rPr>
-          <w:rFonts w:cs="Times New Roman"/>
-          <w:szCs w:val="28"/>
-          <w:lang w:val="en-US"/>
-        </w:rPr>
-        <w:t xml:space="preserve"> </w:t>
-      </w:r>
-      <w:r>
-        <w:rPr>
-          <w:rFonts w:cs="Times New Roman"/>
-          <w:szCs w:val="28"/>
-        </w:rPr>
-        <w:t>чтения</w:t>
-      </w:r>
-      <w:proofErr w:type="gramStart"/>
-      <w:r>
-        <w:rPr>
-          <w:rFonts w:cs="Times New Roman"/>
-          <w:szCs w:val="28"/>
-          <w:lang w:val="en-US"/>
-        </w:rPr>
-        <w:t>).&lt;</w:t>
-      </w:r>
-      <w:proofErr w:type="gramEnd"/>
-      <w:r>
-        <w:rPr>
-          <w:rFonts w:cs="Times New Roman"/>
-          <w:szCs w:val="28"/>
-          <w:lang w:val="en-US"/>
-        </w:rPr>
-        <w:t>/summary&gt;</w:t>
+        <w:t>summary</w:t>
+      </w:r>
+      <w:r>
+        <w:rPr>
+          <w:rFonts w:cs="Times New Roman"/>
+          <w:szCs w:val="28"/>
+        </w:rPr>
+        <w:t>&gt;</w:t>
       </w:r>
     </w:p>
     <w:p>
@@ -2321,9 +2314,16 @@
         <w:rPr>
           <w:rFonts w:cs="Times New Roman"/>
           <w:szCs w:val="28"/>
+        </w:rPr>
+        <w:t xml:space="preserve">    </w:t>
+      </w:r>
+      <w:r>
+        <w:rPr>
+          <w:rFonts w:cs="Times New Roman"/>
+          <w:szCs w:val="28"/>
           <w:lang w:val="en-US"/>
         </w:rPr>
-        <w:t xml:space="preserve">    public </w:t>
+        <w:t xml:space="preserve">public </w:t>
       </w:r>
       <w:proofErr w:type="spellStart"/>
       <w:r>
@@ -2508,25 +2508,7 @@
           <w:szCs w:val="28"/>
           <w:lang w:val="en-US"/>
         </w:rPr>
-        <w:t xml:space="preserve">public Order </w:t>
-      </w:r>
-      <w:proofErr w:type="gramStart"/>
-      <w:r>
-        <w:rPr>
-          <w:rFonts w:cs="Times New Roman"/>
-          <w:szCs w:val="28"/>
-          <w:lang w:val="en-US"/>
-        </w:rPr>
-        <w:t>Create(</w:t>
-      </w:r>
-      <w:proofErr w:type="gramEnd"/>
-      <w:r>
-        <w:rPr>
-          <w:rFonts w:cs="Times New Roman"/>
-          <w:szCs w:val="28"/>
-          <w:lang w:val="en-US"/>
-        </w:rPr>
-        <w:t>string name, decimal amount)</w:t>
+        <w:t>public Order Create(string name, decimal amount)</w:t>
       </w:r>
     </w:p>
     <w:p>
@@ -2738,7 +2720,6 @@
         <w:t xml:space="preserve">        _</w:t>
       </w:r>
       <w:proofErr w:type="spellStart"/>
-      <w:proofErr w:type="gramStart"/>
       <w:r>
         <w:rPr>
           <w:rFonts w:cs="Times New Roman"/>
@@ -2748,7 +2729,6 @@
         <w:t>orders.Add</w:t>
       </w:r>
       <w:proofErr w:type="spellEnd"/>
-      <w:proofErr w:type="gramEnd"/>
       <w:r>
         <w:rPr>
           <w:rFonts w:cs="Times New Roman"/>
@@ -2766,47 +2746,24 @@
         <w:rPr>
           <w:rFonts w:cs="Times New Roman"/>
           <w:szCs w:val="28"/>
-        </w:rPr>
-      </w:pPr>
-      <w:r>
-        <w:rPr>
-          <w:rFonts w:cs="Times New Roman"/>
-          <w:szCs w:val="28"/>
           <w:lang w:val="en-US"/>
         </w:rPr>
+      </w:pPr>
+      <w:r>
+        <w:rPr>
+          <w:rFonts w:cs="Times New Roman"/>
+          <w:szCs w:val="28"/>
+          <w:lang w:val="en-US"/>
+        </w:rPr>
         <w:t xml:space="preserve">        </w:t>
       </w:r>
-      <w:proofErr w:type="spellStart"/>
-      <w:r>
-        <w:rPr>
-          <w:rFonts w:cs="Times New Roman"/>
-          <w:szCs w:val="28"/>
-        </w:rPr>
-        <w:t>return</w:t>
-      </w:r>
-      <w:proofErr w:type="spellEnd"/>
-      <w:r>
-        <w:rPr>
-          <w:rFonts w:cs="Times New Roman"/>
-          <w:szCs w:val="28"/>
-        </w:rPr>
-        <w:t xml:space="preserve"> </w:t>
-      </w:r>
-      <w:proofErr w:type="spellStart"/>
-      <w:r>
-        <w:rPr>
-          <w:rFonts w:cs="Times New Roman"/>
-          <w:szCs w:val="28"/>
-        </w:rPr>
-        <w:t>order</w:t>
-      </w:r>
-      <w:proofErr w:type="spellEnd"/>
-      <w:r>
-        <w:rPr>
-          <w:rFonts w:cs="Times New Roman"/>
-          <w:szCs w:val="28"/>
-        </w:rPr>
-        <w:t>;</w:t>
+      <w:r>
+        <w:rPr>
+          <w:rFonts w:cs="Times New Roman"/>
+          <w:szCs w:val="28"/>
+          <w:lang w:val="en-US"/>
+        </w:rPr>
+        <w:t>return order;</w:t>
       </w:r>
     </w:p>
     <w:p>
@@ -2823,8 +2780,16 @@
         <w:rPr>
           <w:rFonts w:cs="Times New Roman"/>
           <w:szCs w:val="28"/>
-        </w:rPr>
-        <w:t xml:space="preserve">    }</w:t>
+          <w:lang w:val="en-US"/>
+        </w:rPr>
+        <w:t xml:space="preserve">    </w:t>
+      </w:r>
+      <w:r>
+        <w:rPr>
+          <w:rFonts w:cs="Times New Roman"/>
+          <w:szCs w:val="28"/>
+        </w:rPr>
+        <w:t>}</w:t>
       </w:r>
     </w:p>
     <w:p>
@@ -2966,25 +2931,7 @@
           <w:szCs w:val="28"/>
           <w:lang w:val="en-US"/>
         </w:rPr>
-        <w:t xml:space="preserve">    public bool </w:t>
-      </w:r>
-      <w:proofErr w:type="gramStart"/>
-      <w:r>
-        <w:rPr>
-          <w:rFonts w:cs="Times New Roman"/>
-          <w:szCs w:val="28"/>
-          <w:lang w:val="en-US"/>
-        </w:rPr>
-        <w:t>Remove(</w:t>
-      </w:r>
-      <w:proofErr w:type="gramEnd"/>
-      <w:r>
-        <w:rPr>
-          <w:rFonts w:cs="Times New Roman"/>
-          <w:szCs w:val="28"/>
-          <w:lang w:val="en-US"/>
-        </w:rPr>
-        <w:t>int id)</w:t>
+        <w:t xml:space="preserve">    public bool Remove(int id)</w:t>
       </w:r>
     </w:p>
     <w:p>
@@ -3027,7 +2974,6 @@
         <w:t xml:space="preserve">        return _</w:t>
       </w:r>
       <w:proofErr w:type="spellStart"/>
-      <w:proofErr w:type="gramStart"/>
       <w:r>
         <w:rPr>
           <w:rFonts w:cs="Times New Roman"/>
@@ -3037,7 +2983,6 @@
         <w:t>orders.RemoveAll</w:t>
       </w:r>
       <w:proofErr w:type="spellEnd"/>
-      <w:proofErr w:type="gramEnd"/>
       <w:r>
         <w:rPr>
           <w:rFonts w:cs="Times New Roman"/>
@@ -3047,7 +2992,6 @@
         <w:t xml:space="preserve">(o =&gt; </w:t>
       </w:r>
       <w:proofErr w:type="spellStart"/>
-      <w:proofErr w:type="gramStart"/>
       <w:r>
         <w:rPr>
           <w:rFonts w:cs="Times New Roman"/>
@@ -3057,7 +3001,6 @@
         <w:t>o.Id</w:t>
       </w:r>
       <w:proofErr w:type="spellEnd"/>
-      <w:proofErr w:type="gramEnd"/>
       <w:r>
         <w:rPr>
           <w:rFonts w:cs="Times New Roman"/>
@@ -3119,7 +3062,6 @@
         <w:rPr>
           <w:rFonts w:cs="Times New Roman"/>
           <w:szCs w:val="28"/>
-          <w:lang w:val="en-US"/>
         </w:rPr>
       </w:pPr>
       <w:r>
@@ -3233,18 +3175,9 @@
           <w:rFonts w:cs="Times New Roman"/>
           <w:szCs w:val="28"/>
         </w:rPr>
-        <w:t>хранилище (</w:t>
-      </w:r>
-      <w:proofErr w:type="gramStart"/>
-      <w:r>
-        <w:rPr>
-          <w:rFonts w:cs="Times New Roman"/>
-          <w:szCs w:val="28"/>
-        </w:rPr>
-        <w:t>List&lt;</w:t>
+        <w:t>хранилище (List&lt;</w:t>
       </w:r>
       <w:proofErr w:type="spellStart"/>
-      <w:proofErr w:type="gramEnd"/>
       <w:r>
         <w:rPr>
           <w:rFonts w:cs="Times New Roman"/>
@@ -7065,6 +6998,7 @@
   <w:style w:type="character" w:default="1" w:styleId="a0">
     <w:name w:val="Default Paragraph Font"/>
     <w:uiPriority w:val="1"/>
+    <w:semiHidden/>
     <w:unhideWhenUsed/>
   </w:style>
   <w:style w:type="table" w:default="1" w:styleId="a1">
